--- a/docs/word/open_questions.docx
+++ b/docs/word/open_questions.docx
@@ -58,27 +58,26 @@
           <w:color w:val="5F7A80"/>
           <w:sz w:val="19"/>
         </w:rPr>
-        <w:t>Generated 03 September 2026</w:t>
+        <w:t>Generated 17 October 2026</w:t>
       </w:r>
     </w:p>
     <w:p/>
     <w:p>
       <w:r>
-        <w:t>Section 20 of the brief reserves certain decisions for a person. I carry each one below forward using the stated default so the build is not blocked. I have decided none of them unilaterally.</w:t>
+        <w:t>When I planned this project I left six decisions open, because each one needs a judgement call and not only analysis. I carry each one below forward using a stated default so the build is not blocked. I do not treat any default as final.</w:t>
       </w:r>
     </w:p>
     <w:p>
       <w:r>
-        <w:t>Three further questions came up while I was building, and I list them after the six the brief anticipated.</w:t>
+        <w:t>Three further questions came up while I was building, and I list them after the six I expected from the start.</w:t>
       </w:r>
     </w:p>
-    <w:p/>
     <w:p>
       <w:pPr>
         <w:pStyle w:val="Heading2"/>
       </w:pPr>
       <w:r>
-        <w:t>Reserved in the brief</w:t>
+        <w:t>Left open in my plan</w:t>
       </w:r>
     </w:p>
     <w:p>
@@ -190,7 +189,7 @@
         <w:t>retail.january_reserve_proportions</w:t>
       </w:r>
       <w:r>
-        <w:t>) and present the trade off, as the brief directs.</w:t>
+        <w:t>) and present the trade off, as I planned.</w:t>
       </w:r>
     </w:p>
     <w:p>
@@ -231,7 +230,7 @@
         <w:t>Why it matters:</w:t>
       </w:r>
       <w:r>
-        <w:t xml:space="preserve"> choosing k to fit a theme would be fitting the data to the decoration. The brief forbids it and so does my methods note.</w:t>
+        <w:t xml:space="preserve"> choosing k to fit a theme would be fitting the data to the decoration. I ruled it out in my plan and in my methods note.</w:t>
       </w:r>
     </w:p>
     <w:p>
@@ -294,7 +293,6 @@
         <w:t xml:space="preserve"> I collected no fan text, because Reddit requires free application credentials I do not have. See the credentials question below.</w:t>
       </w:r>
     </w:p>
-    <w:p/>
     <w:p>
       <w:pPr>
         <w:pStyle w:val="Heading2"/>
@@ -308,12 +306,12 @@
         <w:pStyle w:val="Heading3"/>
       </w:pPr>
       <w:r>
-        <w:t>7. Two free API keys are needed to unblock four analyses</w:t>
+        <w:t>7. Two free API keys would bring back six analyses</w:t>
       </w:r>
     </w:p>
     <w:p>
       <w:r>
-        <w:t>Neither key costs anything and both take a few minutes to obtain, but I cannot create either without the account holder.</w:t>
+        <w:t>Neither key costs anything and both take a few minutes to obtain, but each one needs an account that I have not set up.</w:t>
       </w:r>
     </w:p>
     <w:tbl>
@@ -438,7 +436,7 @@
               <w:rPr>
                 <w:sz w:val="18"/>
               </w:rPr>
-              <w:t>Module 3.4 (licensing premium) and module 5.3 (price model) cannot run. Piece counts, years and themes are all present; only money is missing.</w:t>
+              <w:t>Module 3.4 (licensing premium) and module 5.3 (price model) run as substitutes, with set size in place of price. Piece counts, years and themes are all present; only money is missing.</w:t>
             </w:r>
           </w:p>
         </w:tc>
@@ -547,7 +545,7 @@
               <w:rPr>
                 <w:sz w:val="18"/>
               </w:rPr>
-              <w:t>Module 3.1 (sentiment over time), module 4 (audience segmentation) and module 7 (big data comparison) have no input.</w:t>
+              <w:t>Modules 3.1 (sentiment over time), 4 (audience segmentation), 5.4 (sentiment classifier) and 7 (big data on text) run as substitutes on other data.</w:t>
             </w:r>
           </w:p>
         </w:tc>
@@ -556,7 +554,7 @@
     <w:p/>
     <w:p>
       <w:r>
-        <w:t>I used no workaround for either. Both sites publish an API and ask that automated access go through it, and module 8 has to be able to state truthfully that I collected every source the way its owner asked. Scraping around a missing key would make that statement false.</w:t>
+        <w:t>I did not scrape around either. Both sites publish an API and ask that automated access go through it, and module 8 has to be able to state truthfully that I collected every source the way its owner asked. Scraping around a missing key would make that statement false.</w:t>
       </w:r>
     </w:p>
     <w:p>
@@ -569,7 +567,12 @@
         <w:pStyle w:val="Heading3"/>
       </w:pPr>
       <w:r>
-        <w:t xml:space="preserve">8. </w:t>
+        <w:t>8. data/cleaned holds two folders that my first folder plan did not name</w:t>
+      </w:r>
+    </w:p>
+    <w:p>
+      <w:r>
+        <w:t xml:space="preserve">My first folder plan showed </w:t>
       </w:r>
       <w:r>
         <w:rPr>
@@ -580,23 +583,7 @@
         <w:t>data/cleaned</w:t>
       </w:r>
       <w:r>
-        <w:t xml:space="preserve"> holds two folders the brief's tree does not name</w:t>
-      </w:r>
-    </w:p>
-    <w:p>
-      <w:r>
-        <w:t xml:space="preserve">Section 4 draws </w:t>
-      </w:r>
-      <w:r>
-        <w:rPr>
-          <w:rFonts w:ascii="Consolas" w:hAnsi="Consolas"/>
-          <w:color w:val="0E7C86"/>
-          <w:sz w:val="19"/>
-        </w:rPr>
-        <w:t>data/cleaned</w:t>
-      </w:r>
-      <w:r>
-        <w:t xml:space="preserve"> with seven source folders. Section 6 then lists film performance and theme park attendance as sources in their own right, both hand entered into </w:t>
+        <w:t xml:space="preserve"> with seven source folders. My source list then added film performance and theme park attendance as sources in their own right, both hand entered into </w:t>
       </w:r>
       <w:r>
         <w:rPr>
@@ -629,7 +616,7 @@
         <w:t>data/cleaned/parks/</w:t>
       </w:r>
       <w:r>
-        <w:t>, mirroring the source names in section 6 rather than the folder drawing in section 4.</w:t>
+        <w:t>, following the names in my source list and not the first folder plan.</w:t>
       </w:r>
     </w:p>
     <w:p>
@@ -658,7 +645,7 @@
         <w:t>data/raw/hpapi/</w:t>
       </w:r>
       <w:r>
-        <w:t xml:space="preserve"> exists for the same reason: section 6 lists the HP API as a source with its own </w:t>
+        <w:t xml:space="preserve"> exists for the same reason: my source list has the HP API as a source with its own </w:t>
       </w:r>
       <w:r>
         <w:rPr>
@@ -669,7 +656,7 @@
         <w:t>data/raw/hpapi/</w:t>
       </w:r>
       <w:r>
-        <w:t xml:space="preserve"> destination, though the tree in section 4 shows seven folders rather than eight.</w:t>
+        <w:t xml:space="preserve"> destination, though my first folder plan showed seven folders and not eight.</w:t>
       </w:r>
     </w:p>
     <w:p>
@@ -677,23 +664,12 @@
         <w:pStyle w:val="Heading3"/>
       </w:pPr>
       <w:r>
-        <w:t xml:space="preserve">9. </w:t>
-      </w:r>
-      <w:r>
-        <w:rPr>
-          <w:rFonts w:ascii="Consolas" w:hAnsi="Consolas"/>
-          <w:color w:val="0E7C86"/>
-          <w:sz w:val="19"/>
-        </w:rPr>
-        <w:t>src/report/</w:t>
-      </w:r>
-      <w:r>
-        <w:t xml:space="preserve"> is a script folder the brief does not name</w:t>
+        <w:t>9. src/report/ is a script folder that my first plan did not name</w:t>
       </w:r>
     </w:p>
     <w:p>
       <w:r>
-        <w:t xml:space="preserve">Section 4 lists six script folders and numbers analysis 20 to 29, which is now full. </w:t>
+        <w:t xml:space="preserve">My first plan had six script folders and gave analysis the numbers 20 to 29, which is now full. </w:t>
       </w:r>
       <w:r>
         <w:rPr>
@@ -780,7 +756,18 @@
         <w:t>docs/word/</w:t>
       </w:r>
       <w:r>
-        <w:t xml:space="preserve"> is overwritten on every build, so editing one is a mistake; edit the Markdown. This document, the methods note and the ethics note are the opposite case: they hold reasoning rather than results, no script generates them, and </w:t>
+        <w:t xml:space="preserve"> is overwritten on every build, so editing one is a mistake; edit the Markdown. I first kept this document, the methods note, the ethics note and the build walkthrough as Word only, because they hold reasoning rather than results. That made them drift: whenever the project changed, the Word files kept describing the old version. So now every document lives as Markdown in </w:t>
+      </w:r>
+      <w:r>
+        <w:rPr>
+          <w:rFonts w:ascii="Consolas" w:hAnsi="Consolas"/>
+          <w:color w:val="0E7C86"/>
+          <w:sz w:val="19"/>
+        </w:rPr>
+        <w:t>docs/</w:t>
+      </w:r>
+      <w:r>
+        <w:t xml:space="preserve">, and </w:t>
       </w:r>
       <w:r>
         <w:rPr>
@@ -791,7 +778,7 @@
         <w:t>60_build_report.py</w:t>
       </w:r>
       <w:r>
-        <w:t xml:space="preserve"> never writes them. They live as Word and I edit them there.</w:t>
+        <w:t xml:space="preserve"> turns all of them into Word on every run. No script writes the text of the reasoning documents. I edit their Markdown by hand, and the Word copies are only ever outputs.</w:t>
       </w:r>
     </w:p>
     <w:sectPr>
